--- a/Coding 2 - year/Unit 7 - Capstone Project/Daily Lesson Plans/Word/Day 2.docx
+++ b/Coding 2 - year/Unit 7 - Capstone Project/Daily Lesson Plans/Word/Day 2.docx
@@ -50,12 +50,15 @@
               </w:rPr>
               <w:t xml:space="preserve">Coding II — Full Year</w:t>
             </w:r>
-          </w:p>
-          <w:p>
-            <w:pPr>
-              <w:spacing w:before="40"/>
-              <w:jc w:val="center"/>
-            </w:pPr>
+            <w:r>
+              <w:rPr>
+                <w:rFonts w:ascii="Arial" w:cs="Arial" w:eastAsia="Arial" w:hAnsi="Arial"/>
+                <w:sz w:val="16"/>
+                <w:szCs w:val="16"/>
+              </w:rPr>
+              <w:br/>
+              <w:t xml:space="preserve"/>
+            </w:r>
             <w:r>
               <w:rPr>
                 <w:rFonts w:ascii="Arial" w:cs="Arial" w:eastAsia="Arial" w:hAnsi="Arial"/>
@@ -83,7 +86,7 @@
           <w:rFonts w:ascii="Arial" w:cs="Arial" w:eastAsia="Arial" w:hAnsi="Arial"/>
           <w:b/>
           <w:bCs/>
-          <w:color w:val="0D3B1F"/>
+          <w:color w:val="1B7A4A"/>
           <w:sz w:val="32"/>
           <w:szCs w:val="32"/>
         </w:rPr>
@@ -200,9 +203,9 @@
               <w:right w:val="single" w:color="CCCCCC" w:sz="1"/>
             </w:tcBorders>
             <w:tcMar>
-              <w:top w:type="dxa" w:w="60"/>
+              <w:top w:type="dxa" w:w="80"/>
               <w:left w:type="dxa" w:w="120"/>
-              <w:bottom w:type="dxa" w:w="60"/>
+              <w:bottom w:type="dxa" w:w="80"/>
               <w:right w:type="dxa" w:w="120"/>
             </w:tcMar>
           </w:tcPr>
@@ -229,20 +232,147 @@
               <w:right w:val="single" w:color="CCCCCC" w:sz="1"/>
             </w:tcBorders>
             <w:tcMar>
-              <w:top w:type="dxa" w:w="60"/>
+              <w:top w:type="dxa" w:w="80"/>
               <w:left w:type="dxa" w:w="120"/>
-              <w:bottom w:type="dxa" w:w="60"/>
+              <w:bottom w:type="dxa" w:w="80"/>
               <w:right w:type="dxa" w:w="120"/>
             </w:tcMar>
           </w:tcPr>
           <w:p>
-            <w:r>
-              <w:rPr>
-                <w:rFonts w:ascii="Arial" w:cs="Arial" w:eastAsia="Arial" w:hAnsi="Arial"/>
-                <w:sz w:val="20"/>
-                <w:szCs w:val="20"/>
+            <w:pPr>
+              <w:spacing w:after="80" w:before="80"/>
+            </w:pPr>
+            <w:r>
+              <w:rPr>
+                <w:rFonts w:ascii="Arial" w:cs="Arial" w:eastAsia="Arial" w:hAnsi="Arial"/>
+                <w:b/>
+                <w:bCs/>
+                <w:i w:val="false"/>
+                <w:iCs w:val="false"/>
+                <w:color w:val="000000"/>
+                <w:sz w:val="22"/>
+                <w:szCs w:val="22"/>
               </w:rPr>
               <w:t xml:space="preserve">Bell Ringer / Review</w:t>
+            </w:r>
+            <w:r>
+              <w:rPr>
+                <w:rFonts w:ascii="Arial" w:cs="Arial" w:eastAsia="Arial" w:hAnsi="Arial"/>
+                <w:sz w:val="20"/>
+                <w:szCs w:val="20"/>
+              </w:rPr>
+              <w:br/>
+              <w:t xml:space="preserve"/>
+            </w:r>
+            <w:r>
+              <w:rPr>
+                <w:rFonts w:ascii="Arial" w:cs="Arial" w:eastAsia="Arial" w:hAnsi="Arial"/>
+                <w:sz w:val="20"/>
+                <w:szCs w:val="20"/>
+              </w:rPr>
+              <w:br/>
+              <w:t xml:space="preserve"/>
+            </w:r>
+            <w:r>
+              <w:rPr>
+                <w:rFonts w:ascii="Arial" w:cs="Arial" w:eastAsia="Arial" w:hAnsi="Arial"/>
+                <w:b/>
+                <w:bCs/>
+                <w:i w:val="false"/>
+                <w:iCs w:val="false"/>
+                <w:color w:val="000000"/>
+                <w:sz w:val="20"/>
+                <w:szCs w:val="20"/>
+              </w:rPr>
+              <w:t xml:space="preserve">Quick Write </w:t>
+            </w:r>
+            <w:r>
+              <w:rPr>
+                <w:rFonts w:ascii="Arial" w:cs="Arial" w:eastAsia="Arial" w:hAnsi="Arial"/>
+                <w:b w:val="false"/>
+                <w:bCs w:val="false"/>
+                <w:i w:val="false"/>
+                <w:iCs w:val="false"/>
+                <w:color w:val="000000"/>
+                <w:sz w:val="20"/>
+                <w:szCs w:val="20"/>
+              </w:rPr>
+              <w:t xml:space="preserve">(3 min — written or verbal):</w:t>
+            </w:r>
+            <w:r>
+              <w:rPr>
+                <w:rFonts w:ascii="Arial" w:cs="Arial" w:eastAsia="Arial" w:hAnsi="Arial"/>
+                <w:sz w:val="20"/>
+                <w:szCs w:val="20"/>
+              </w:rPr>
+              <w:br/>
+              <w:t xml:space="preserve"/>
+            </w:r>
+            <w:r>
+              <w:rPr>
+                <w:rFonts w:ascii="Arial" w:cs="Arial" w:eastAsia="Arial" w:hAnsi="Arial"/>
+                <w:b w:val="false"/>
+                <w:bCs w:val="false"/>
+                <w:i w:val="false"/>
+                <w:iCs w:val="false"/>
+                <w:color w:val="000000"/>
+                <w:sz w:val="20"/>
+                <w:szCs w:val="20"/>
+              </w:rPr>
+              <w:t xml:space="preserve">    What do you remember from last class?</w:t>
+            </w:r>
+            <w:r>
+              <w:rPr>
+                <w:rFonts w:ascii="Arial" w:cs="Arial" w:eastAsia="Arial" w:hAnsi="Arial"/>
+                <w:sz w:val="20"/>
+                <w:szCs w:val="20"/>
+              </w:rPr>
+              <w:br/>
+              <w:t xml:space="preserve"/>
+            </w:r>
+            <w:r>
+              <w:rPr>
+                <w:rFonts w:ascii="Arial" w:cs="Arial" w:eastAsia="Arial" w:hAnsi="Arial"/>
+                <w:sz w:val="20"/>
+                <w:szCs w:val="20"/>
+              </w:rPr>
+              <w:br/>
+              <w:t xml:space="preserve"/>
+            </w:r>
+            <w:r>
+              <w:rPr>
+                <w:rFonts w:ascii="Arial" w:cs="Arial" w:eastAsia="Arial" w:hAnsi="Arial"/>
+                <w:b w:val="false"/>
+                <w:bCs w:val="false"/>
+                <w:i/>
+                <w:iCs/>
+                <w:color w:val="444444"/>
+                <w:sz w:val="20"/>
+                <w:szCs w:val="20"/>
+              </w:rPr>
+              <w:t xml:space="preserve">What do you think today's topic "Project Selection &amp; Brainstorming" is about?</w:t>
+            </w:r>
+            <w:r>
+              <w:rPr>
+                <w:rFonts w:ascii="Arial" w:cs="Arial" w:eastAsia="Arial" w:hAnsi="Arial"/>
+                <w:sz w:val="20"/>
+                <w:szCs w:val="20"/>
+              </w:rPr>
+              <w:br/>
+              <w:t xml:space="preserve"/>
+            </w:r>
+            <w:r>
+              <w:rPr>
+                <w:rFonts w:ascii="Arial" w:cs="Arial" w:eastAsia="Arial" w:hAnsi="Arial"/>
+                <w:b w:val="false"/>
+                <w:bCs w:val="false"/>
+                <w:i/>
+                <w:iCs/>
+                <w:color w:val="555555"/>
+                <w:sz w:val="20"/>
+                <w:szCs w:val="20"/>
+              </w:rPr>
+              <w:t xml:space="preserve">→ Pair-share your response, then 2–3 students share with the class.</w:t>
             </w:r>
           </w:p>
         </w:tc>
@@ -258,9 +388,9 @@
               <w:right w:val="single" w:color="CCCCCC" w:sz="1"/>
             </w:tcBorders>
             <w:tcMar>
-              <w:top w:type="dxa" w:w="60"/>
+              <w:top w:type="dxa" w:w="80"/>
               <w:left w:type="dxa" w:w="120"/>
-              <w:bottom w:type="dxa" w:w="60"/>
+              <w:bottom w:type="dxa" w:w="80"/>
               <w:right w:type="dxa" w:w="120"/>
             </w:tcMar>
           </w:tcPr>
@@ -287,20 +417,120 @@
               <w:right w:val="single" w:color="CCCCCC" w:sz="1"/>
             </w:tcBorders>
             <w:tcMar>
-              <w:top w:type="dxa" w:w="60"/>
+              <w:top w:type="dxa" w:w="80"/>
               <w:left w:type="dxa" w:w="120"/>
-              <w:bottom w:type="dxa" w:w="60"/>
+              <w:bottom w:type="dxa" w:w="80"/>
               <w:right w:type="dxa" w:w="120"/>
             </w:tcMar>
           </w:tcPr>
           <w:p>
-            <w:r>
-              <w:rPr>
-                <w:rFonts w:ascii="Arial" w:cs="Arial" w:eastAsia="Arial" w:hAnsi="Arial"/>
-                <w:sz w:val="20"/>
-                <w:szCs w:val="20"/>
-              </w:rPr>
-              <w:t xml:space="preserve">Mini Lesson: Project Selection &amp; Brainstorming</w:t>
+            <w:pPr>
+              <w:spacing w:after="80" w:before="80"/>
+            </w:pPr>
+            <w:r>
+              <w:rPr>
+                <w:rFonts w:ascii="Arial" w:cs="Arial" w:eastAsia="Arial" w:hAnsi="Arial"/>
+                <w:b/>
+                <w:bCs/>
+                <w:i w:val="false"/>
+                <w:iCs w:val="false"/>
+                <w:color w:val="000000"/>
+                <w:sz w:val="22"/>
+                <w:szCs w:val="22"/>
+              </w:rPr>
+              <w:t xml:space="preserve">Mini Lesson: </w:t>
+            </w:r>
+            <w:r>
+              <w:rPr>
+                <w:rFonts w:ascii="Arial" w:cs="Arial" w:eastAsia="Arial" w:hAnsi="Arial"/>
+                <w:b w:val="false"/>
+                <w:bCs w:val="false"/>
+                <w:i w:val="false"/>
+                <w:iCs w:val="false"/>
+                <w:color w:val="000000"/>
+                <w:sz w:val="22"/>
+                <w:szCs w:val="22"/>
+              </w:rPr>
+              <w:t xml:space="preserve">Project Selection &amp; Brainstorming</w:t>
+            </w:r>
+            <w:r>
+              <w:rPr>
+                <w:rFonts w:ascii="Arial" w:cs="Arial" w:eastAsia="Arial" w:hAnsi="Arial"/>
+                <w:sz w:val="20"/>
+                <w:szCs w:val="20"/>
+              </w:rPr>
+              <w:br/>
+              <w:t xml:space="preserve"/>
+            </w:r>
+            <w:r>
+              <w:rPr>
+                <w:rFonts w:ascii="Arial" w:cs="Arial" w:eastAsia="Arial" w:hAnsi="Arial"/>
+                <w:sz w:val="20"/>
+                <w:szCs w:val="20"/>
+              </w:rPr>
+              <w:br/>
+              <w:t xml:space="preserve"/>
+            </w:r>
+            <w:r>
+              <w:rPr>
+                <w:rFonts w:ascii="Arial" w:cs="Arial" w:eastAsia="Arial" w:hAnsi="Arial"/>
+                <w:b/>
+                <w:bCs/>
+                <w:i/>
+                <w:iCs/>
+                <w:color w:val="555555"/>
+                <w:sz w:val="20"/>
+                <w:szCs w:val="20"/>
+              </w:rPr>
+              <w:t xml:space="preserve">→ Live Demo — </w:t>
+            </w:r>
+            <w:r>
+              <w:rPr>
+                <w:rFonts w:ascii="Arial" w:cs="Arial" w:eastAsia="Arial" w:hAnsi="Arial"/>
+                <w:b w:val="false"/>
+                <w:bCs w:val="false"/>
+                <w:i/>
+                <w:iCs/>
+                <w:color w:val="555555"/>
+                <w:sz w:val="20"/>
+                <w:szCs w:val="20"/>
+              </w:rPr>
+              <w:t xml:space="preserve">type examples as students follow along in their own editor.</w:t>
+            </w:r>
+            <w:r>
+              <w:rPr>
+                <w:rFonts w:ascii="Arial" w:cs="Arial" w:eastAsia="Arial" w:hAnsi="Arial"/>
+                <w:sz w:val="20"/>
+                <w:szCs w:val="20"/>
+              </w:rPr>
+              <w:br/>
+              <w:t xml:space="preserve"/>
+            </w:r>
+            <w:r>
+              <w:rPr>
+                <w:rFonts w:ascii="Arial" w:cs="Arial" w:eastAsia="Arial" w:hAnsi="Arial"/>
+                <w:b/>
+                <w:bCs/>
+                <w:i/>
+                <w:iCs/>
+                <w:color w:val="555555"/>
+                <w:sz w:val="20"/>
+                <w:szCs w:val="20"/>
+              </w:rPr>
+              <w:t xml:space="preserve">→ Check for Understanding: </w:t>
+            </w:r>
+            <w:r>
+              <w:rPr>
+                <w:rFonts w:ascii="Arial" w:cs="Arial" w:eastAsia="Arial" w:hAnsi="Arial"/>
+                <w:b w:val="false"/>
+                <w:bCs w:val="false"/>
+                <w:i/>
+                <w:iCs/>
+                <w:color w:val="555555"/>
+                <w:sz w:val="20"/>
+                <w:szCs w:val="20"/>
+              </w:rPr>
+              <w:t xml:space="preserve">pause and cold-call: “Can someone explain what we just did in their own words?”</w:t>
             </w:r>
           </w:p>
         </w:tc>
@@ -316,9 +546,9 @@
               <w:right w:val="single" w:color="CCCCCC" w:sz="1"/>
             </w:tcBorders>
             <w:tcMar>
-              <w:top w:type="dxa" w:w="60"/>
+              <w:top w:type="dxa" w:w="80"/>
               <w:left w:type="dxa" w:w="120"/>
-              <w:bottom w:type="dxa" w:w="60"/>
+              <w:bottom w:type="dxa" w:w="80"/>
               <w:right w:type="dxa" w:w="120"/>
             </w:tcMar>
           </w:tcPr>
@@ -331,7 +561,7 @@
                 <w:sz w:val="20"/>
                 <w:szCs w:val="20"/>
               </w:rPr>
-              <w:t xml:space="preserve">15-20 min</w:t>
+              <w:t xml:space="preserve">15–20 min</w:t>
             </w:r>
           </w:p>
         </w:tc>
@@ -345,20 +575,81 @@
               <w:right w:val="single" w:color="CCCCCC" w:sz="1"/>
             </w:tcBorders>
             <w:tcMar>
-              <w:top w:type="dxa" w:w="60"/>
+              <w:top w:type="dxa" w:w="80"/>
               <w:left w:type="dxa" w:w="120"/>
-              <w:bottom w:type="dxa" w:w="60"/>
+              <w:bottom w:type="dxa" w:w="80"/>
               <w:right w:type="dxa" w:w="120"/>
             </w:tcMar>
           </w:tcPr>
           <w:p>
-            <w:r>
-              <w:rPr>
-                <w:rFonts w:ascii="Arial" w:cs="Arial" w:eastAsia="Arial" w:hAnsi="Arial"/>
-                <w:sz w:val="20"/>
-                <w:szCs w:val="20"/>
+            <w:pPr>
+              <w:spacing w:after="80" w:before="80"/>
+            </w:pPr>
+            <w:r>
+              <w:rPr>
+                <w:rFonts w:ascii="Arial" w:cs="Arial" w:eastAsia="Arial" w:hAnsi="Arial"/>
+                <w:b/>
+                <w:bCs/>
+                <w:i w:val="false"/>
+                <w:iCs w:val="false"/>
+                <w:color w:val="000000"/>
+                <w:sz w:val="22"/>
+                <w:szCs w:val="22"/>
               </w:rPr>
               <w:t xml:space="preserve">Independent Practice / Code Along</w:t>
+            </w:r>
+            <w:r>
+              <w:rPr>
+                <w:rFonts w:ascii="Arial" w:cs="Arial" w:eastAsia="Arial" w:hAnsi="Arial"/>
+                <w:sz w:val="20"/>
+                <w:szCs w:val="20"/>
+              </w:rPr>
+              <w:br/>
+              <w:t xml:space="preserve"/>
+            </w:r>
+            <w:r>
+              <w:rPr>
+                <w:rFonts w:ascii="Arial" w:cs="Arial" w:eastAsia="Arial" w:hAnsi="Arial"/>
+                <w:b w:val="false"/>
+                <w:bCs w:val="false"/>
+                <w:i w:val="false"/>
+                <w:iCs w:val="false"/>
+                <w:color w:val="000000"/>
+                <w:sz w:val="20"/>
+                <w:szCs w:val="20"/>
+              </w:rPr>
+              <w:t xml:space="preserve">    Work through problems from the day's exercise set.</w:t>
+            </w:r>
+            <w:r>
+              <w:rPr>
+                <w:rFonts w:ascii="Arial" w:cs="Arial" w:eastAsia="Arial" w:hAnsi="Arial"/>
+                <w:sz w:val="20"/>
+                <w:szCs w:val="20"/>
+              </w:rPr>
+              <w:br/>
+              <w:t xml:space="preserve"/>
+            </w:r>
+            <w:r>
+              <w:rPr>
+                <w:rFonts w:ascii="Arial" w:cs="Arial" w:eastAsia="Arial" w:hAnsi="Arial"/>
+                <w:sz w:val="20"/>
+                <w:szCs w:val="20"/>
+              </w:rPr>
+              <w:br/>
+              <w:t xml:space="preserve"/>
+            </w:r>
+            <w:r>
+              <w:rPr>
+                <w:rFonts w:ascii="Arial" w:cs="Arial" w:eastAsia="Arial" w:hAnsi="Arial"/>
+                <w:b w:val="false"/>
+                <w:bCs w:val="false"/>
+                <w:i/>
+                <w:iCs/>
+                <w:color w:val="555555"/>
+                <w:sz w:val="20"/>
+                <w:szCs w:val="20"/>
+              </w:rPr>
+              <w:t xml:space="preserve">→ Teacher circulates — offer hints, check for understanding.</w:t>
             </w:r>
           </w:p>
         </w:tc>
@@ -374,9 +665,9 @@
               <w:right w:val="single" w:color="CCCCCC" w:sz="1"/>
             </w:tcBorders>
             <w:tcMar>
-              <w:top w:type="dxa" w:w="60"/>
+              <w:top w:type="dxa" w:w="80"/>
               <w:left w:type="dxa" w:w="120"/>
-              <w:bottom w:type="dxa" w:w="60"/>
+              <w:bottom w:type="dxa" w:w="80"/>
               <w:right w:type="dxa" w:w="120"/>
             </w:tcMar>
           </w:tcPr>
@@ -403,20 +694,90 @@
               <w:right w:val="single" w:color="CCCCCC" w:sz="1"/>
             </w:tcBorders>
             <w:tcMar>
-              <w:top w:type="dxa" w:w="60"/>
+              <w:top w:type="dxa" w:w="80"/>
               <w:left w:type="dxa" w:w="120"/>
-              <w:bottom w:type="dxa" w:w="60"/>
+              <w:bottom w:type="dxa" w:w="80"/>
               <w:right w:type="dxa" w:w="120"/>
             </w:tcMar>
           </w:tcPr>
           <w:p>
-            <w:r>
-              <w:rPr>
-                <w:rFonts w:ascii="Arial" w:cs="Arial" w:eastAsia="Arial" w:hAnsi="Arial"/>
-                <w:sz w:val="20"/>
-                <w:szCs w:val="20"/>
+            <w:pPr>
+              <w:spacing w:after="80" w:before="80"/>
+            </w:pPr>
+            <w:r>
+              <w:rPr>
+                <w:rFonts w:ascii="Arial" w:cs="Arial" w:eastAsia="Arial" w:hAnsi="Arial"/>
+                <w:b/>
+                <w:bCs/>
+                <w:i w:val="false"/>
+                <w:iCs w:val="false"/>
+                <w:color w:val="000000"/>
+                <w:sz w:val="22"/>
+                <w:szCs w:val="22"/>
               </w:rPr>
               <w:t xml:space="preserve">Exit Ticket / Wrap-Up</w:t>
+            </w:r>
+            <w:r>
+              <w:rPr>
+                <w:rFonts w:ascii="Arial" w:cs="Arial" w:eastAsia="Arial" w:hAnsi="Arial"/>
+                <w:sz w:val="20"/>
+                <w:szCs w:val="20"/>
+              </w:rPr>
+              <w:br/>
+              <w:t xml:space="preserve"/>
+            </w:r>
+            <w:r>
+              <w:rPr>
+                <w:rFonts w:ascii="Arial" w:cs="Arial" w:eastAsia="Arial" w:hAnsi="Arial"/>
+                <w:sz w:val="20"/>
+                <w:szCs w:val="20"/>
+              </w:rPr>
+              <w:br/>
+              <w:t xml:space="preserve"/>
+            </w:r>
+            <w:r>
+              <w:rPr>
+                <w:rFonts w:ascii="Arial" w:cs="Arial" w:eastAsia="Arial" w:hAnsi="Arial"/>
+                <w:b w:val="false"/>
+                <w:bCs w:val="false"/>
+                <w:i w:val="false"/>
+                <w:iCs w:val="false"/>
+                <w:color w:val="000000"/>
+                <w:sz w:val="20"/>
+                <w:szCs w:val="20"/>
+              </w:rPr>
+              <w:t xml:space="preserve">What is one key concept you learned today?</w:t>
+            </w:r>
+            <w:r>
+              <w:rPr>
+                <w:rFonts w:ascii="Arial" w:cs="Arial" w:eastAsia="Arial" w:hAnsi="Arial"/>
+                <w:sz w:val="20"/>
+                <w:szCs w:val="20"/>
+              </w:rPr>
+              <w:br/>
+              <w:t xml:space="preserve"/>
+            </w:r>
+            <w:r>
+              <w:rPr>
+                <w:rFonts w:ascii="Arial" w:cs="Arial" w:eastAsia="Arial" w:hAnsi="Arial"/>
+                <w:sz w:val="20"/>
+                <w:szCs w:val="20"/>
+              </w:rPr>
+              <w:br/>
+              <w:t xml:space="preserve"/>
+            </w:r>
+            <w:r>
+              <w:rPr>
+                <w:rFonts w:ascii="Arial" w:cs="Arial" w:eastAsia="Arial" w:hAnsi="Arial"/>
+                <w:b w:val="false"/>
+                <w:bCs w:val="false"/>
+                <w:i/>
+                <w:iCs/>
+                <w:color w:val="555555"/>
+                <w:sz w:val="20"/>
+                <w:szCs w:val="20"/>
+              </w:rPr>
+              <w:t xml:space="preserve">→ 3–2–1: Name 3 things learned, 2 new vocab words, 1 question you still have.</w:t>
             </w:r>
           </w:p>
         </w:tc>

--- a/Coding 2 - year/Unit 7 - Capstone Project/Daily Lesson Plans/Word/Day 2.docx
+++ b/Coding 2 - year/Unit 7 - Capstone Project/Daily Lesson Plans/Word/Day 2.docx
@@ -319,7 +319,7 @@
                 <w:sz w:val="20"/>
                 <w:szCs w:val="20"/>
               </w:rPr>
-              <w:t xml:space="preserve">    What do you remember from last class?</w:t>
+              <w:t xml:space="preserve">    What do you already know about Project Selection &amp; Brainstorming? Write down at least one thing.</w:t>
             </w:r>
             <w:r>
               <w:rPr>
@@ -350,7 +350,7 @@
                 <w:sz w:val="20"/>
                 <w:szCs w:val="20"/>
               </w:rPr>
-              <w:t xml:space="preserve">What do you think today's topic "Project Selection &amp; Brainstorming" is about?</w:t>
+              <w:t xml:space="preserve">Today’s Goal: Explore and practice Project Selection &amp; Brainstorming.</w:t>
             </w:r>
             <w:r>
               <w:rPr>
@@ -746,7 +746,7 @@
                 <w:sz w:val="20"/>
                 <w:szCs w:val="20"/>
               </w:rPr>
-              <w:t xml:space="preserve">What is one key concept you learned today?</w:t>
+              <w:t xml:space="preserve">Name one new thing you learned about Project Selection &amp; Brainstorming today and one question you still have.</w:t>
             </w:r>
             <w:r>
               <w:rPr>

--- a/Coding 2 - year/Unit 7 - Capstone Project/Daily Lesson Plans/Word/Day 2.docx
+++ b/Coding 2 - year/Unit 7 - Capstone Project/Daily Lesson Plans/Word/Day 2.docx
@@ -342,6 +342,72 @@
             <w:r>
               <w:rPr>
                 <w:rFonts w:ascii="Arial" w:cs="Arial" w:eastAsia="Arial" w:hAnsi="Arial"/>
+                <w:b/>
+                <w:bCs/>
+                <w:i w:val="false"/>
+                <w:iCs w:val="false"/>
+                <w:color w:val="000000"/>
+                <w:sz w:val="20"/>
+                <w:szCs w:val="20"/>
+              </w:rPr>
+              <w:t xml:space="preserve">Vocabulary Preview — </w:t>
+            </w:r>
+            <w:r>
+              <w:rPr>
+                <w:rFonts w:ascii="Arial" w:cs="Arial" w:eastAsia="Arial" w:hAnsi="Arial"/>
+                <w:b w:val="false"/>
+                <w:bCs w:val="false"/>
+                <w:i w:val="false"/>
+                <w:iCs w:val="false"/>
+                <w:color w:val="000000"/>
+                <w:sz w:val="20"/>
+                <w:szCs w:val="20"/>
+              </w:rPr>
+              <w:t xml:space="preserve">terms we'll use today:</w:t>
+            </w:r>
+            <w:r>
+              <w:rPr>
+                <w:rFonts w:ascii="Arial" w:cs="Arial" w:eastAsia="Arial" w:hAnsi="Arial"/>
+                <w:sz w:val="20"/>
+                <w:szCs w:val="20"/>
+              </w:rPr>
+              <w:br/>
+              <w:t xml:space="preserve"/>
+            </w:r>
+            <w:r>
+              <w:rPr>
+                <w:rFonts w:ascii="Arial" w:cs="Arial" w:eastAsia="Arial" w:hAnsi="Arial"/>
+                <w:b w:val="false"/>
+                <w:bCs w:val="false"/>
+                <w:i w:val="false"/>
+                <w:iCs w:val="false"/>
+                <w:color w:val="000000"/>
+                <w:sz w:val="20"/>
+                <w:szCs w:val="20"/>
+              </w:rPr>
+              <w:t xml:space="preserve">    • Minutes 0-5   •   Standup   •   Minutes 5-25   •   Project Selection   •   Minutes 25-50   •   Brainstorming Session</w:t>
+            </w:r>
+            <w:r>
+              <w:rPr>
+                <w:rFonts w:ascii="Arial" w:cs="Arial" w:eastAsia="Arial" w:hAnsi="Arial"/>
+                <w:sz w:val="20"/>
+                <w:szCs w:val="20"/>
+              </w:rPr>
+              <w:br/>
+              <w:t xml:space="preserve"/>
+            </w:r>
+            <w:r>
+              <w:rPr>
+                <w:rFonts w:ascii="Arial" w:cs="Arial" w:eastAsia="Arial" w:hAnsi="Arial"/>
+                <w:sz w:val="20"/>
+                <w:szCs w:val="20"/>
+              </w:rPr>
+              <w:br/>
+              <w:t xml:space="preserve"/>
+            </w:r>
+            <w:r>
+              <w:rPr>
+                <w:rFonts w:ascii="Arial" w:cs="Arial" w:eastAsia="Arial" w:hAnsi="Arial"/>
                 <w:b w:val="false"/>
                 <w:bCs w:val="false"/>
                 <w:i/>
@@ -474,6 +540,310 @@
             <w:r>
               <w:rPr>
                 <w:rFonts w:ascii="Arial" w:cs="Arial" w:eastAsia="Arial" w:hAnsi="Arial"/>
+                <w:b w:val="false"/>
+                <w:bCs w:val="false"/>
+                <w:i w:val="false"/>
+                <w:iCs w:val="false"/>
+                <w:color w:val="000000"/>
+                <w:sz w:val="20"/>
+                <w:szCs w:val="20"/>
+              </w:rPr>
+              <w:t xml:space="preserve">Today you'll commit to a project and start thinking about what you'll build. If you're doing a custom project, you'll pitch it for approval. You'll also begin exploring the tech requirements and mapping out ideas. This is your chance to ask clarifying question</w:t>
+            </w:r>
+            <w:r>
+              <w:rPr>
+                <w:rFonts w:ascii="Arial" w:cs="Arial" w:eastAsia="Arial" w:hAnsi="Arial"/>
+                <w:sz w:val="20"/>
+                <w:szCs w:val="20"/>
+              </w:rPr>
+              <w:br/>
+              <w:t xml:space="preserve"/>
+            </w:r>
+            <w:r>
+              <w:rPr>
+                <w:rFonts w:ascii="Arial" w:cs="Arial" w:eastAsia="Arial" w:hAnsi="Arial"/>
+                <w:b w:val="false"/>
+                <w:bCs w:val="false"/>
+                <w:i w:val="false"/>
+                <w:iCs w:val="false"/>
+                <w:color w:val="000000"/>
+                <w:sz w:val="20"/>
+                <w:szCs w:val="20"/>
+              </w:rPr>
+              <w:t xml:space="preserve">Minutes 5-25: Project Selection</w:t>
+            </w:r>
+            <w:r>
+              <w:rPr>
+                <w:rFonts w:ascii="Arial" w:cs="Arial" w:eastAsia="Arial" w:hAnsi="Arial"/>
+                <w:sz w:val="20"/>
+                <w:szCs w:val="20"/>
+              </w:rPr>
+              <w:br/>
+              <w:t xml:space="preserve"/>
+            </w:r>
+            <w:r>
+              <w:rPr>
+                <w:rFonts w:ascii="Arial" w:cs="Arial" w:eastAsia="Arial" w:hAnsi="Arial"/>
+                <w:sz w:val="20"/>
+                <w:szCs w:val="20"/>
+              </w:rPr>
+              <w:br/>
+              <w:t xml:space="preserve"/>
+            </w:r>
+            <w:r>
+              <w:rPr>
+                <w:rFonts w:ascii="Arial" w:cs="Arial" w:eastAsia="Arial" w:hAnsi="Arial"/>
+                <w:b/>
+                <w:bCs/>
+                <w:i w:val="false"/>
+                <w:iCs w:val="false"/>
+                <w:color w:val="000000"/>
+                <w:sz w:val="20"/>
+                <w:szCs w:val="20"/>
+              </w:rPr>
+              <w:t xml:space="preserve">Key Concepts:</w:t>
+            </w:r>
+            <w:r>
+              <w:rPr>
+                <w:rFonts w:ascii="Arial" w:cs="Arial" w:eastAsia="Arial" w:hAnsi="Arial"/>
+                <w:sz w:val="20"/>
+                <w:szCs w:val="20"/>
+              </w:rPr>
+              <w:br/>
+              <w:t xml:space="preserve"/>
+            </w:r>
+            <w:r>
+              <w:rPr>
+                <w:rFonts w:ascii="Arial" w:cs="Arial" w:eastAsia="Arial" w:hAnsi="Arial"/>
+                <w:b w:val="false"/>
+                <w:bCs w:val="false"/>
+                <w:i w:val="false"/>
+                <w:iCs w:val="false"/>
+                <w:color w:val="000000"/>
+                <w:sz w:val="20"/>
+                <w:szCs w:val="20"/>
+              </w:rPr>
+              <w:t xml:space="preserve">    • Teacher: quick reminder of 5 options, custom project requirements</w:t>
+            </w:r>
+            <w:r>
+              <w:rPr>
+                <w:rFonts w:ascii="Arial" w:cs="Arial" w:eastAsia="Arial" w:hAnsi="Arial"/>
+                <w:sz w:val="20"/>
+                <w:szCs w:val="20"/>
+              </w:rPr>
+              <w:br/>
+              <w:t xml:space="preserve"/>
+            </w:r>
+            <w:r>
+              <w:rPr>
+                <w:rFonts w:ascii="Arial" w:cs="Arial" w:eastAsia="Arial" w:hAnsi="Arial"/>
+                <w:b w:val="false"/>
+                <w:bCs w:val="false"/>
+                <w:i w:val="false"/>
+                <w:iCs w:val="false"/>
+                <w:color w:val="000000"/>
+                <w:sz w:val="20"/>
+                <w:szCs w:val="20"/>
+              </w:rPr>
+              <w:t xml:space="preserve">    • Students: think about their choice</w:t>
+            </w:r>
+            <w:r>
+              <w:rPr>
+                <w:rFonts w:ascii="Arial" w:cs="Arial" w:eastAsia="Arial" w:hAnsi="Arial"/>
+                <w:sz w:val="20"/>
+                <w:szCs w:val="20"/>
+              </w:rPr>
+              <w:br/>
+              <w:t xml:space="preserve"/>
+            </w:r>
+            <w:r>
+              <w:rPr>
+                <w:rFonts w:ascii="Arial" w:cs="Arial" w:eastAsia="Arial" w:hAnsi="Arial"/>
+                <w:b w:val="false"/>
+                <w:bCs w:val="false"/>
+                <w:i w:val="false"/>
+                <w:iCs w:val="false"/>
+                <w:color w:val="000000"/>
+                <w:sz w:val="20"/>
+                <w:szCs w:val="20"/>
+              </w:rPr>
+              <w:t xml:space="preserve">    • Students commit to ONE project (form or verbal)</w:t>
+            </w:r>
+            <w:r>
+              <w:rPr>
+                <w:rFonts w:ascii="Arial" w:cs="Arial" w:eastAsia="Arial" w:hAnsi="Arial"/>
+                <w:sz w:val="20"/>
+                <w:szCs w:val="20"/>
+              </w:rPr>
+              <w:br/>
+              <w:t xml:space="preserve"/>
+            </w:r>
+            <w:r>
+              <w:rPr>
+                <w:rFonts w:ascii="Arial" w:cs="Arial" w:eastAsia="Arial" w:hAnsi="Arial"/>
+                <w:b w:val="false"/>
+                <w:bCs w:val="false"/>
+                <w:i w:val="false"/>
+                <w:iCs w:val="false"/>
+                <w:color w:val="000000"/>
+                <w:sz w:val="20"/>
+                <w:szCs w:val="20"/>
+              </w:rPr>
+              <w:t xml:space="preserve">    • If custom project: student pitches idea to teacher</w:t>
+            </w:r>
+            <w:r>
+              <w:rPr>
+                <w:rFonts w:ascii="Arial" w:cs="Arial" w:eastAsia="Arial" w:hAnsi="Arial"/>
+                <w:sz w:val="20"/>
+                <w:szCs w:val="20"/>
+              </w:rPr>
+              <w:br/>
+              <w:t xml:space="preserve"/>
+            </w:r>
+            <w:r>
+              <w:rPr>
+                <w:rFonts w:ascii="Arial" w:cs="Arial" w:eastAsia="Arial" w:hAnsi="Arial"/>
+                <w:b w:val="false"/>
+                <w:bCs w:val="false"/>
+                <w:i w:val="false"/>
+                <w:iCs w:val="false"/>
+                <w:color w:val="000000"/>
+                <w:sz w:val="20"/>
+                <w:szCs w:val="20"/>
+              </w:rPr>
+              <w:t xml:space="preserve">    • Teacher records selections for planning purposes</w:t>
+            </w:r>
+            <w:r>
+              <w:rPr>
+                <w:rFonts w:ascii="Arial" w:cs="Arial" w:eastAsia="Arial" w:hAnsi="Arial"/>
+                <w:sz w:val="20"/>
+                <w:szCs w:val="20"/>
+              </w:rPr>
+              <w:br/>
+              <w:t xml:space="preserve"/>
+            </w:r>
+            <w:r>
+              <w:rPr>
+                <w:rFonts w:ascii="Arial" w:cs="Arial" w:eastAsia="Arial" w:hAnsi="Arial"/>
+                <w:b w:val="false"/>
+                <w:bCs w:val="false"/>
+                <w:i w:val="false"/>
+                <w:iCs w:val="false"/>
+                <w:color w:val="000000"/>
+                <w:sz w:val="20"/>
+                <w:szCs w:val="20"/>
+              </w:rPr>
+              <w:t xml:space="preserve">    • Students begin brainstorming using the Brainstorming Template (see below)</w:t>
+            </w:r>
+            <w:r>
+              <w:rPr>
+                <w:rFonts w:ascii="Arial" w:cs="Arial" w:eastAsia="Arial" w:hAnsi="Arial"/>
+                <w:sz w:val="20"/>
+                <w:szCs w:val="20"/>
+              </w:rPr>
+              <w:br/>
+              <w:t xml:space="preserve"/>
+            </w:r>
+            <w:r>
+              <w:rPr>
+                <w:rFonts w:ascii="Arial" w:cs="Arial" w:eastAsia="Arial" w:hAnsi="Arial"/>
+                <w:b w:val="false"/>
+                <w:bCs w:val="false"/>
+                <w:i w:val="false"/>
+                <w:iCs w:val="false"/>
+                <w:color w:val="000000"/>
+                <w:sz w:val="20"/>
+                <w:szCs w:val="20"/>
+              </w:rPr>
+              <w:t xml:space="preserve">    • Think about:</w:t>
+            </w:r>
+            <w:r>
+              <w:rPr>
+                <w:rFonts w:ascii="Arial" w:cs="Arial" w:eastAsia="Arial" w:hAnsi="Arial"/>
+                <w:sz w:val="20"/>
+                <w:szCs w:val="20"/>
+              </w:rPr>
+              <w:br/>
+              <w:t xml:space="preserve"/>
+            </w:r>
+            <w:r>
+              <w:rPr>
+                <w:rFonts w:ascii="Arial" w:cs="Arial" w:eastAsia="Arial" w:hAnsi="Arial"/>
+                <w:b w:val="false"/>
+                <w:bCs w:val="false"/>
+                <w:i w:val="false"/>
+                <w:iCs w:val="false"/>
+                <w:color w:val="000000"/>
+                <w:sz w:val="20"/>
+                <w:szCs w:val="20"/>
+              </w:rPr>
+              <w:t xml:space="preserve">    • Encourage: sketches, lists, diagrams, pseudocode starters</w:t>
+            </w:r>
+            <w:r>
+              <w:rPr>
+                <w:rFonts w:ascii="Arial" w:cs="Arial" w:eastAsia="Arial" w:hAnsi="Arial"/>
+                <w:sz w:val="20"/>
+                <w:szCs w:val="20"/>
+              </w:rPr>
+              <w:br/>
+              <w:t xml:space="preserve"/>
+            </w:r>
+            <w:r>
+              <w:rPr>
+                <w:rFonts w:ascii="Arial" w:cs="Arial" w:eastAsia="Arial" w:hAnsi="Arial"/>
+                <w:sz w:val="20"/>
+                <w:szCs w:val="20"/>
+              </w:rPr>
+              <w:br/>
+              <w:t xml:space="preserve"/>
+            </w:r>
+            <w:r>
+              <w:rPr>
+                <w:rFonts w:ascii="Arial" w:cs="Arial" w:eastAsia="Arial" w:hAnsi="Arial"/>
+                <w:b/>
+                <w:bCs/>
+                <w:i w:val="false"/>
+                <w:iCs w:val="false"/>
+                <w:color w:val="000000"/>
+                <w:sz w:val="20"/>
+                <w:szCs w:val="20"/>
+              </w:rPr>
+              <w:t xml:space="preserve">Vocabulary: </w:t>
+            </w:r>
+            <w:r>
+              <w:rPr>
+                <w:rFonts w:ascii="Arial" w:cs="Arial" w:eastAsia="Arial" w:hAnsi="Arial"/>
+                <w:b w:val="false"/>
+                <w:bCs w:val="false"/>
+                <w:i w:val="false"/>
+                <w:iCs w:val="false"/>
+                <w:color w:val="000000"/>
+                <w:sz w:val="20"/>
+                <w:szCs w:val="20"/>
+              </w:rPr>
+              <w:t xml:space="preserve">Minutes 0-5, Standup, Minutes 5-25, Project Selection, Minutes 25-50, Brainstorming Session</w:t>
+            </w:r>
+            <w:r>
+              <w:rPr>
+                <w:rFonts w:ascii="Arial" w:cs="Arial" w:eastAsia="Arial" w:hAnsi="Arial"/>
+                <w:sz w:val="20"/>
+                <w:szCs w:val="20"/>
+              </w:rPr>
+              <w:br/>
+              <w:t xml:space="preserve"/>
+            </w:r>
+            <w:r>
+              <w:rPr>
+                <w:rFonts w:ascii="Arial" w:cs="Arial" w:eastAsia="Arial" w:hAnsi="Arial"/>
+                <w:sz w:val="20"/>
+                <w:szCs w:val="20"/>
+              </w:rPr>
+              <w:br/>
+              <w:t xml:space="preserve"/>
+            </w:r>
+            <w:r>
+              <w:rPr>
+                <w:rFonts w:ascii="Arial" w:cs="Arial" w:eastAsia="Arial" w:hAnsi="Arial"/>
                 <w:b/>
                 <w:bCs/>
                 <w:i/>
@@ -561,7 +931,7 @@
                 <w:sz w:val="20"/>
                 <w:szCs w:val="20"/>
               </w:rPr>
-              <w:t xml:space="preserve">15–20 min</w:t>
+              <w:t xml:space="preserve">15 min</w:t>
             </w:r>
           </w:p>
         </w:tc>
@@ -596,7 +966,16 @@
                 <w:sz w:val="22"/>
                 <w:szCs w:val="22"/>
               </w:rPr>
-              <w:t xml:space="preserve">Independent Practice / Code Along</w:t>
+              <w:t xml:space="preserve">Guided Practice</w:t>
+            </w:r>
+            <w:r>
+              <w:rPr>
+                <w:rFonts w:ascii="Arial" w:cs="Arial" w:eastAsia="Arial" w:hAnsi="Arial"/>
+                <w:sz w:val="20"/>
+                <w:szCs w:val="20"/>
+              </w:rPr>
+              <w:br/>
+              <w:t xml:space="preserve"/>
             </w:r>
             <w:r>
               <w:rPr>
@@ -618,7 +997,10 @@
                 <w:sz w:val="20"/>
                 <w:szCs w:val="20"/>
               </w:rPr>
-              <w:t xml:space="preserve">    Work through problems from the day's exercise set.</w:t>
+              <w:t xml:space="preserve">- [ ] Project selected and approved (or custom pitch approved)
+- [ ] Brainstorming template filled out
+- [ ] Top 5 core features identified
+- [ ] One key question or unknown noted for Day 3 planning</w:t>
             </w:r>
             <w:r>
               <w:rPr>
@@ -649,7 +1031,7 @@
                 <w:sz w:val="20"/>
                 <w:szCs w:val="20"/>
               </w:rPr>
-              <w:t xml:space="preserve">→ Teacher circulates — offer hints, check for understanding.</w:t>
+              <w:t xml:space="preserve">→ Teacher models — students try alongside, then compare results.</w:t>
             </w:r>
           </w:p>
         </w:tc>
@@ -680,7 +1062,7 @@
                 <w:sz w:val="20"/>
                 <w:szCs w:val="20"/>
               </w:rPr>
-              <w:t xml:space="preserve">5 min</w:t>
+              <w:t xml:space="preserve">15–20 min</w:t>
             </w:r>
           </w:p>
         </w:tc>
@@ -715,16 +1097,7 @@
                 <w:sz w:val="22"/>
                 <w:szCs w:val="22"/>
               </w:rPr>
-              <w:t xml:space="preserve">Exit Ticket / Wrap-Up</w:t>
-            </w:r>
-            <w:r>
-              <w:rPr>
-                <w:rFonts w:ascii="Arial" w:cs="Arial" w:eastAsia="Arial" w:hAnsi="Arial"/>
-                <w:sz w:val="20"/>
-                <w:szCs w:val="20"/>
-              </w:rPr>
-              <w:br/>
-              <w:t xml:space="preserve"/>
+              <w:t xml:space="preserve">Independent Practice / Code Along</w:t>
             </w:r>
             <w:r>
               <w:rPr>
@@ -746,7 +1119,29 @@
                 <w:sz w:val="20"/>
                 <w:szCs w:val="20"/>
               </w:rPr>
-              <w:t xml:space="preserve">Name one new thing you learned about Project Selection &amp; Brainstorming today and one question you still have.</w:t>
+              <w:t xml:space="preserve">    Students work independently on their projects, following the checklist.</w:t>
+            </w:r>
+            <w:r>
+              <w:rPr>
+                <w:rFonts w:ascii="Arial" w:cs="Arial" w:eastAsia="Arial" w:hAnsi="Arial"/>
+                <w:sz w:val="20"/>
+                <w:szCs w:val="20"/>
+              </w:rPr>
+              <w:br/>
+              <w:t xml:space="preserve"/>
+            </w:r>
+            <w:r>
+              <w:rPr>
+                <w:rFonts w:ascii="Arial" w:cs="Arial" w:eastAsia="Arial" w:hAnsi="Arial"/>
+                <w:b w:val="false"/>
+                <w:bCs w:val="false"/>
+                <w:i w:val="false"/>
+                <w:iCs w:val="false"/>
+                <w:color w:val="000000"/>
+                <w:sz w:val="20"/>
+                <w:szCs w:val="20"/>
+              </w:rPr>
+              <w:t xml:space="preserve">    Check in with each student to review progress and unblock issues.</w:t>
             </w:r>
             <w:r>
               <w:rPr>
@@ -777,6 +1172,134 @@
                 <w:sz w:val="20"/>
                 <w:szCs w:val="20"/>
               </w:rPr>
+              <w:t xml:space="preserve">→ Teacher circulates — offer hints, check for understanding.</w:t>
+            </w:r>
+          </w:p>
+        </w:tc>
+      </w:tr>
+      <w:tr>
+        <w:tc>
+          <w:tcPr>
+            <w:tcW w:type="dxa" w:w="1800"/>
+            <w:tcBorders>
+              <w:top w:val="single" w:color="CCCCCC" w:sz="1"/>
+              <w:left w:val="single" w:color="CCCCCC" w:sz="1"/>
+              <w:bottom w:val="single" w:color="CCCCCC" w:sz="1"/>
+              <w:right w:val="single" w:color="CCCCCC" w:sz="1"/>
+            </w:tcBorders>
+            <w:tcMar>
+              <w:top w:type="dxa" w:w="80"/>
+              <w:left w:type="dxa" w:w="120"/>
+              <w:bottom w:type="dxa" w:w="80"/>
+              <w:right w:type="dxa" w:w="120"/>
+            </w:tcMar>
+          </w:tcPr>
+          <w:p>
+            <w:r>
+              <w:rPr>
+                <w:rFonts w:ascii="Arial" w:cs="Arial" w:eastAsia="Arial" w:hAnsi="Arial"/>
+                <w:b/>
+                <w:bCs/>
+                <w:sz w:val="20"/>
+                <w:szCs w:val="20"/>
+              </w:rPr>
+              <w:t xml:space="preserve">5 min</w:t>
+            </w:r>
+          </w:p>
+        </w:tc>
+        <w:tc>
+          <w:tcPr>
+            <w:tcW w:type="dxa" w:w="7560"/>
+            <w:tcBorders>
+              <w:top w:val="single" w:color="CCCCCC" w:sz="1"/>
+              <w:left w:val="single" w:color="CCCCCC" w:sz="1"/>
+              <w:bottom w:val="single" w:color="CCCCCC" w:sz="1"/>
+              <w:right w:val="single" w:color="CCCCCC" w:sz="1"/>
+            </w:tcBorders>
+            <w:tcMar>
+              <w:top w:type="dxa" w:w="80"/>
+              <w:left w:type="dxa" w:w="120"/>
+              <w:bottom w:type="dxa" w:w="80"/>
+              <w:right w:type="dxa" w:w="120"/>
+            </w:tcMar>
+          </w:tcPr>
+          <w:p>
+            <w:pPr>
+              <w:spacing w:after="80" w:before="80"/>
+            </w:pPr>
+            <w:r>
+              <w:rPr>
+                <w:rFonts w:ascii="Arial" w:cs="Arial" w:eastAsia="Arial" w:hAnsi="Arial"/>
+                <w:b/>
+                <w:bCs/>
+                <w:i w:val="false"/>
+                <w:iCs w:val="false"/>
+                <w:color w:val="000000"/>
+                <w:sz w:val="22"/>
+                <w:szCs w:val="22"/>
+              </w:rPr>
+              <w:t xml:space="preserve">Exit Ticket / Wrap-Up</w:t>
+            </w:r>
+            <w:r>
+              <w:rPr>
+                <w:rFonts w:ascii="Arial" w:cs="Arial" w:eastAsia="Arial" w:hAnsi="Arial"/>
+                <w:sz w:val="20"/>
+                <w:szCs w:val="20"/>
+              </w:rPr>
+              <w:br/>
+              <w:t xml:space="preserve"/>
+            </w:r>
+            <w:r>
+              <w:rPr>
+                <w:rFonts w:ascii="Arial" w:cs="Arial" w:eastAsia="Arial" w:hAnsi="Arial"/>
+                <w:sz w:val="20"/>
+                <w:szCs w:val="20"/>
+              </w:rPr>
+              <w:br/>
+              <w:t xml:space="preserve"/>
+            </w:r>
+            <w:r>
+              <w:rPr>
+                <w:rFonts w:ascii="Arial" w:cs="Arial" w:eastAsia="Arial" w:hAnsi="Arial"/>
+                <w:b w:val="false"/>
+                <w:bCs w:val="false"/>
+                <w:i w:val="false"/>
+                <w:iCs w:val="false"/>
+                <w:color w:val="000000"/>
+                <w:sz w:val="20"/>
+                <w:szCs w:val="20"/>
+              </w:rPr>
+              <w:t xml:space="preserve">Name one new thing you learned about Project Selection &amp; Brainstorming today and one question you still have.</w:t>
+            </w:r>
+            <w:r>
+              <w:rPr>
+                <w:rFonts w:ascii="Arial" w:cs="Arial" w:eastAsia="Arial" w:hAnsi="Arial"/>
+                <w:sz w:val="20"/>
+                <w:szCs w:val="20"/>
+              </w:rPr>
+              <w:br/>
+              <w:t xml:space="preserve"/>
+            </w:r>
+            <w:r>
+              <w:rPr>
+                <w:rFonts w:ascii="Arial" w:cs="Arial" w:eastAsia="Arial" w:hAnsi="Arial"/>
+                <w:sz w:val="20"/>
+                <w:szCs w:val="20"/>
+              </w:rPr>
+              <w:br/>
+              <w:t xml:space="preserve"/>
+            </w:r>
+            <w:r>
+              <w:rPr>
+                <w:rFonts w:ascii="Arial" w:cs="Arial" w:eastAsia="Arial" w:hAnsi="Arial"/>
+                <w:b w:val="false"/>
+                <w:bCs w:val="false"/>
+                <w:i/>
+                <w:iCs/>
+                <w:color w:val="555555"/>
+                <w:sz w:val="20"/>
+                <w:szCs w:val="20"/>
+              </w:rPr>
               <w:t xml:space="preserve">→ 3–2–1: Name 3 things learned, 2 new vocab words, 1 question you still have.</w:t>
             </w:r>
           </w:p>
@@ -786,6 +1309,757 @@
     <w:p>
       <w:pPr>
         <w:spacing w:after="200"/>
+      </w:pPr>
+    </w:p>
+    <w:p>
+      <w:pPr>
+        <w:pBdr>
+          <w:bottom w:val="single" w:color="1B7A4A" w:sz="4" w:space="4"/>
+        </w:pBdr>
+        <w:spacing w:after="100" w:before="120"/>
+      </w:pPr>
+      <w:r>
+        <w:rPr>
+          <w:rFonts w:ascii="Arial" w:cs="Arial" w:eastAsia="Arial" w:hAnsi="Arial"/>
+          <w:b/>
+          <w:bCs/>
+          <w:color w:val="1B7A4A"/>
+          <w:sz w:val="24"/>
+          <w:szCs w:val="24"/>
+        </w:rPr>
+        <w:t xml:space="preserve">Key Concepts</w:t>
+      </w:r>
+    </w:p>
+    <w:p>
+      <w:pPr>
+        <w:spacing w:after="60"/>
+      </w:pPr>
+      <w:r>
+        <w:rPr>
+          <w:rFonts w:ascii="Arial" w:cs="Arial" w:eastAsia="Arial" w:hAnsi="Arial"/>
+          <w:sz w:val="20"/>
+          <w:szCs w:val="20"/>
+        </w:rPr>
+        <w:t xml:space="preserve">Today you'll commit to a project and start thinking about what you'll build. If you're doing a custom project, you'll pitch it for approval. You'll also begin exploring the tech requirements and mapping out ideas. This is your chance to ask clarifying questions and get excited about the work ahead.</w:t>
+      </w:r>
+    </w:p>
+    <w:p>
+      <w:pPr>
+        <w:spacing w:after="60"/>
+      </w:pPr>
+      <w:r>
+        <w:rPr>
+          <w:rFonts w:ascii="Arial" w:cs="Arial" w:eastAsia="Arial" w:hAnsi="Arial"/>
+          <w:sz w:val="20"/>
+          <w:szCs w:val="20"/>
+        </w:rPr>
+        <w:t xml:space="preserve">Minutes 0-5: Standup</w:t>
+      </w:r>
+    </w:p>
+    <w:p>
+      <w:pPr>
+        <w:spacing w:after="60"/>
+        <w:ind w:left="360"/>
+      </w:pPr>
+      <w:r>
+        <w:rPr>
+          <w:rFonts w:ascii="Arial" w:cs="Arial" w:eastAsia="Arial" w:hAnsi="Arial"/>
+          <w:sz w:val="20"/>
+          <w:szCs w:val="20"/>
+        </w:rPr>
+        <w:t xml:space="preserve">• </w:t>
+      </w:r>
+      <w:r>
+        <w:rPr>
+          <w:rFonts w:ascii="Arial" w:cs="Arial" w:eastAsia="Arial" w:hAnsi="Arial"/>
+          <w:sz w:val="20"/>
+          <w:szCs w:val="20"/>
+        </w:rPr>
+        <w:t xml:space="preserve">Teacher: quick reminder of 5 options, custom project requirements</w:t>
+      </w:r>
+    </w:p>
+    <w:p>
+      <w:pPr>
+        <w:spacing w:after="60"/>
+        <w:ind w:left="360"/>
+      </w:pPr>
+      <w:r>
+        <w:rPr>
+          <w:rFonts w:ascii="Arial" w:cs="Arial" w:eastAsia="Arial" w:hAnsi="Arial"/>
+          <w:sz w:val="20"/>
+          <w:szCs w:val="20"/>
+        </w:rPr>
+        <w:t xml:space="preserve">• </w:t>
+      </w:r>
+      <w:r>
+        <w:rPr>
+          <w:rFonts w:ascii="Arial" w:cs="Arial" w:eastAsia="Arial" w:hAnsi="Arial"/>
+          <w:sz w:val="20"/>
+          <w:szCs w:val="20"/>
+        </w:rPr>
+        <w:t xml:space="preserve">Students: think about their choice</w:t>
+      </w:r>
+    </w:p>
+    <w:p>
+      <w:pPr>
+        <w:spacing w:after="60"/>
+      </w:pPr>
+      <w:r>
+        <w:rPr>
+          <w:rFonts w:ascii="Arial" w:cs="Arial" w:eastAsia="Arial" w:hAnsi="Arial"/>
+          <w:sz w:val="20"/>
+          <w:szCs w:val="20"/>
+        </w:rPr>
+        <w:t xml:space="preserve">Minutes 5-25: Project Selection</w:t>
+      </w:r>
+    </w:p>
+    <w:p>
+      <w:pPr>
+        <w:spacing w:after="60"/>
+        <w:ind w:left="360"/>
+      </w:pPr>
+      <w:r>
+        <w:rPr>
+          <w:rFonts w:ascii="Arial" w:cs="Arial" w:eastAsia="Arial" w:hAnsi="Arial"/>
+          <w:sz w:val="20"/>
+          <w:szCs w:val="20"/>
+        </w:rPr>
+        <w:t xml:space="preserve">• </w:t>
+      </w:r>
+      <w:r>
+        <w:rPr>
+          <w:rFonts w:ascii="Arial" w:cs="Arial" w:eastAsia="Arial" w:hAnsi="Arial"/>
+          <w:sz w:val="20"/>
+          <w:szCs w:val="20"/>
+        </w:rPr>
+        <w:t xml:space="preserve">Students commit to ONE project (form or verbal)</w:t>
+      </w:r>
+    </w:p>
+    <w:p>
+      <w:pPr>
+        <w:spacing w:after="60"/>
+        <w:ind w:left="360"/>
+      </w:pPr>
+      <w:r>
+        <w:rPr>
+          <w:rFonts w:ascii="Arial" w:cs="Arial" w:eastAsia="Arial" w:hAnsi="Arial"/>
+          <w:sz w:val="20"/>
+          <w:szCs w:val="20"/>
+        </w:rPr>
+        <w:t xml:space="preserve">• </w:t>
+      </w:r>
+      <w:r>
+        <w:rPr>
+          <w:rFonts w:ascii="Arial" w:cs="Arial" w:eastAsia="Arial" w:hAnsi="Arial"/>
+          <w:sz w:val="20"/>
+          <w:szCs w:val="20"/>
+        </w:rPr>
+        <w:t xml:space="preserve">If custom project: student pitches idea to teacher</w:t>
+      </w:r>
+    </w:p>
+    <w:p>
+      <w:pPr>
+        <w:spacing w:after="60"/>
+      </w:pPr>
+      <w:r>
+        <w:rPr>
+          <w:rFonts w:ascii="Arial" w:cs="Arial" w:eastAsia="Arial" w:hAnsi="Arial"/>
+          <w:sz w:val="20"/>
+          <w:szCs w:val="20"/>
+        </w:rPr>
+        <w:t xml:space="preserve">- Pitch should address: What? Who? Problem? Which units? Why?</w:t>
+      </w:r>
+    </w:p>
+    <w:p>
+      <w:pPr>
+        <w:spacing w:after="60"/>
+      </w:pPr>
+      <w:r>
+        <w:rPr>
+          <w:rFonts w:ascii="Arial" w:cs="Arial" w:eastAsia="Arial" w:hAnsi="Arial"/>
+          <w:sz w:val="20"/>
+          <w:szCs w:val="20"/>
+        </w:rPr>
+        <w:t xml:space="preserve">- Teacher approves or suggests modifications</w:t>
+      </w:r>
+    </w:p>
+    <w:p>
+      <w:pPr>
+        <w:spacing w:after="60"/>
+        <w:ind w:left="360"/>
+      </w:pPr>
+      <w:r>
+        <w:rPr>
+          <w:rFonts w:ascii="Arial" w:cs="Arial" w:eastAsia="Arial" w:hAnsi="Arial"/>
+          <w:sz w:val="20"/>
+          <w:szCs w:val="20"/>
+        </w:rPr>
+        <w:t xml:space="preserve">• </w:t>
+      </w:r>
+      <w:r>
+        <w:rPr>
+          <w:rFonts w:ascii="Arial" w:cs="Arial" w:eastAsia="Arial" w:hAnsi="Arial"/>
+          <w:sz w:val="20"/>
+          <w:szCs w:val="20"/>
+        </w:rPr>
+        <w:t xml:space="preserve">Teacher records selections for planning purposes</w:t>
+      </w:r>
+    </w:p>
+    <w:p>
+      <w:pPr>
+        <w:spacing w:after="60"/>
+      </w:pPr>
+      <w:r>
+        <w:rPr>
+          <w:rFonts w:ascii="Arial" w:cs="Arial" w:eastAsia="Arial" w:hAnsi="Arial"/>
+          <w:sz w:val="20"/>
+          <w:szCs w:val="20"/>
+        </w:rPr>
+        <w:t xml:space="preserve">Minutes 25-50: Brainstorming Session</w:t>
+      </w:r>
+    </w:p>
+    <w:p>
+      <w:pPr>
+        <w:spacing w:after="60"/>
+        <w:ind w:left="360"/>
+      </w:pPr>
+      <w:r>
+        <w:rPr>
+          <w:rFonts w:ascii="Arial" w:cs="Arial" w:eastAsia="Arial" w:hAnsi="Arial"/>
+          <w:sz w:val="20"/>
+          <w:szCs w:val="20"/>
+        </w:rPr>
+        <w:t xml:space="preserve">• </w:t>
+      </w:r>
+      <w:r>
+        <w:rPr>
+          <w:rFonts w:ascii="Arial" w:cs="Arial" w:eastAsia="Arial" w:hAnsi="Arial"/>
+          <w:sz w:val="20"/>
+          <w:szCs w:val="20"/>
+        </w:rPr>
+        <w:t xml:space="preserve">Students begin brainstorming using the Brainstorming Template (see below)</w:t>
+      </w:r>
+    </w:p>
+    <w:p>
+      <w:pPr>
+        <w:spacing w:after="60"/>
+        <w:ind w:left="360"/>
+      </w:pPr>
+      <w:r>
+        <w:rPr>
+          <w:rFonts w:ascii="Arial" w:cs="Arial" w:eastAsia="Arial" w:hAnsi="Arial"/>
+          <w:sz w:val="20"/>
+          <w:szCs w:val="20"/>
+        </w:rPr>
+        <w:t xml:space="preserve">• </w:t>
+      </w:r>
+      <w:r>
+        <w:rPr>
+          <w:rFonts w:ascii="Arial" w:cs="Arial" w:eastAsia="Arial" w:hAnsi="Arial"/>
+          <w:sz w:val="20"/>
+          <w:szCs w:val="20"/>
+        </w:rPr>
+        <w:t xml:space="preserve">Think about:</w:t>
+      </w:r>
+    </w:p>
+    <w:p>
+      <w:pPr>
+        <w:spacing w:after="60"/>
+      </w:pPr>
+      <w:r>
+        <w:rPr>
+          <w:rFonts w:ascii="Arial" w:cs="Arial" w:eastAsia="Arial" w:hAnsi="Arial"/>
+          <w:sz w:val="20"/>
+          <w:szCs w:val="20"/>
+        </w:rPr>
+        <w:t xml:space="preserve">- What specific features will your project have?</w:t>
+      </w:r>
+    </w:p>
+    <w:p>
+      <w:pPr>
+        <w:spacing w:after="60"/>
+      </w:pPr>
+      <w:r>
+        <w:rPr>
+          <w:rFonts w:ascii="Arial" w:cs="Arial" w:eastAsia="Arial" w:hAnsi="Arial"/>
+          <w:sz w:val="20"/>
+          <w:szCs w:val="20"/>
+        </w:rPr>
+        <w:t xml:space="preserve">- What data will it work with?</w:t>
+      </w:r>
+    </w:p>
+    <w:p>
+      <w:pPr>
+        <w:spacing w:after="60"/>
+      </w:pPr>
+      <w:r>
+        <w:rPr>
+          <w:rFonts w:ascii="Arial" w:cs="Arial" w:eastAsia="Arial" w:hAnsi="Arial"/>
+          <w:sz w:val="20"/>
+          <w:szCs w:val="20"/>
+        </w:rPr>
+        <w:t xml:space="preserve">- Who is the user?</w:t>
+      </w:r>
+    </w:p>
+    <w:p>
+      <w:pPr>
+        <w:spacing w:after="60"/>
+      </w:pPr>
+      <w:r>
+        <w:rPr>
+          <w:rFonts w:ascii="Arial" w:cs="Arial" w:eastAsia="Arial" w:hAnsi="Arial"/>
+          <w:sz w:val="20"/>
+          <w:szCs w:val="20"/>
+        </w:rPr>
+        <w:t xml:space="preserve">- What libraries or tools will you need?</w:t>
+      </w:r>
+    </w:p>
+    <w:p>
+      <w:pPr>
+        <w:spacing w:after="60"/>
+        <w:ind w:left="360"/>
+      </w:pPr>
+      <w:r>
+        <w:rPr>
+          <w:rFonts w:ascii="Arial" w:cs="Arial" w:eastAsia="Arial" w:hAnsi="Arial"/>
+          <w:sz w:val="20"/>
+          <w:szCs w:val="20"/>
+        </w:rPr>
+        <w:t xml:space="preserve">• </w:t>
+      </w:r>
+      <w:r>
+        <w:rPr>
+          <w:rFonts w:ascii="Arial" w:cs="Arial" w:eastAsia="Arial" w:hAnsi="Arial"/>
+          <w:sz w:val="20"/>
+          <w:szCs w:val="20"/>
+        </w:rPr>
+        <w:t xml:space="preserve">Encourage: sketches, lists, diagrams, pseudocode starters</w:t>
+      </w:r>
+    </w:p>
+    <w:p>
+      <w:pPr>
+        <w:spacing w:after="60"/>
+      </w:pPr>
+      <w:r>
+        <w:rPr>
+          <w:rFonts w:ascii="Arial" w:cs="Arial" w:eastAsia="Arial" w:hAnsi="Arial"/>
+          <w:sz w:val="20"/>
+          <w:szCs w:val="20"/>
+        </w:rPr>
+        <w:t xml:space="preserve">Minutes 50-55: Wrap-up</w:t>
+      </w:r>
+    </w:p>
+    <w:p>
+      <w:pPr>
+        <w:spacing w:after="60"/>
+        <w:ind w:left="360"/>
+      </w:pPr>
+      <w:r>
+        <w:rPr>
+          <w:rFonts w:ascii="Arial" w:cs="Arial" w:eastAsia="Arial" w:hAnsi="Arial"/>
+          <w:sz w:val="20"/>
+          <w:szCs w:val="20"/>
+        </w:rPr>
+        <w:t xml:space="preserve">• </w:t>
+      </w:r>
+      <w:r>
+        <w:rPr>
+          <w:rFonts w:ascii="Arial" w:cs="Arial" w:eastAsia="Arial" w:hAnsi="Arial"/>
+          <w:sz w:val="20"/>
+          <w:szCs w:val="20"/>
+        </w:rPr>
+        <w:t xml:space="preserve">Save brainstorm notes</w:t>
+      </w:r>
+    </w:p>
+    <w:p>
+      <w:pPr>
+        <w:spacing w:after="60"/>
+        <w:ind w:left="360"/>
+      </w:pPr>
+      <w:r>
+        <w:rPr>
+          <w:rFonts w:ascii="Arial" w:cs="Arial" w:eastAsia="Arial" w:hAnsi="Arial"/>
+          <w:sz w:val="20"/>
+          <w:szCs w:val="20"/>
+        </w:rPr>
+        <w:t xml:space="preserve">• </w:t>
+      </w:r>
+      <w:r>
+        <w:rPr>
+          <w:rFonts w:ascii="Arial" w:cs="Arial" w:eastAsia="Arial" w:hAnsi="Arial"/>
+          <w:sz w:val="20"/>
+          <w:szCs w:val="20"/>
+        </w:rPr>
+        <w:t xml:space="preserve">Prepare for Day 3 planning session</w:t>
+      </w:r>
+    </w:p>
+    <w:p>
+      <w:pPr>
+        <w:spacing w:after="60"/>
+      </w:pPr>
+      <w:r>
+        <w:rPr>
+          <w:rFonts w:ascii="Arial" w:cs="Arial" w:eastAsia="Arial" w:hAnsi="Arial"/>
+          <w:sz w:val="20"/>
+          <w:szCs w:val="20"/>
+        </w:rPr>
+        <w:t xml:space="preserve">Use this template to organize your initial ideas. Bring it to Day 3.</w:t>
+      </w:r>
+    </w:p>
+    <w:p>
+      <w:pPr>
+        <w:spacing w:after="60"/>
+      </w:pPr>
+      <w:r>
+        <w:rPr>
+          <w:rFonts w:ascii="Arial" w:cs="Arial" w:eastAsia="Arial" w:hAnsi="Arial"/>
+          <w:sz w:val="20"/>
+          <w:szCs w:val="20"/>
+        </w:rPr>
+        <w:t xml:space="preserve">For Data Analyzer:</w:t>
+      </w:r>
+    </w:p>
+    <w:p>
+      <w:pPr>
+        <w:spacing w:after="60"/>
+        <w:ind w:left="360"/>
+      </w:pPr>
+      <w:r>
+        <w:rPr>
+          <w:rFonts w:ascii="Arial" w:cs="Arial" w:eastAsia="Arial" w:hAnsi="Arial"/>
+          <w:sz w:val="20"/>
+          <w:szCs w:val="20"/>
+        </w:rPr>
+        <w:t xml:space="preserve">• </w:t>
+      </w:r>
+      <w:r>
+        <w:rPr>
+          <w:rFonts w:ascii="Arial" w:cs="Arial" w:eastAsia="Arial" w:hAnsi="Arial"/>
+          <w:sz w:val="20"/>
+          <w:szCs w:val="20"/>
+        </w:rPr>
+        <w:t xml:space="preserve">Remind yourself of file I/O from Unit 4: open(), .read(), parsing CSV/JSON</w:t>
+      </w:r>
+    </w:p>
+    <w:p>
+      <w:pPr>
+        <w:spacing w:after="60"/>
+        <w:ind w:left="360"/>
+      </w:pPr>
+      <w:r>
+        <w:rPr>
+          <w:rFonts w:ascii="Arial" w:cs="Arial" w:eastAsia="Arial" w:hAnsi="Arial"/>
+          <w:sz w:val="20"/>
+          <w:szCs w:val="20"/>
+        </w:rPr>
+        <w:t xml:space="preserve">• </w:t>
+      </w:r>
+      <w:r>
+        <w:rPr>
+          <w:rFonts w:ascii="Arial" w:cs="Arial" w:eastAsia="Arial" w:hAnsi="Arial"/>
+          <w:sz w:val="20"/>
+          <w:szCs w:val="20"/>
+        </w:rPr>
+        <w:t xml:space="preserve">matplotlib basics: plt.bar(), plt.plot(), plt.show()</w:t>
+      </w:r>
+    </w:p>
+    <w:p>
+      <w:pPr>
+        <w:spacing w:after="60"/>
+        <w:ind w:left="360"/>
+      </w:pPr>
+      <w:r>
+        <w:rPr>
+          <w:rFonts w:ascii="Arial" w:cs="Arial" w:eastAsia="Arial" w:hAnsi="Arial"/>
+          <w:sz w:val="20"/>
+          <w:szCs w:val="20"/>
+        </w:rPr>
+        <w:t xml:space="preserve">• </w:t>
+      </w:r>
+      <w:r>
+        <w:rPr>
+          <w:rFonts w:ascii="Arial" w:cs="Arial" w:eastAsia="Arial" w:hAnsi="Arial"/>
+          <w:sz w:val="20"/>
+          <w:szCs w:val="20"/>
+        </w:rPr>
+        <w:t xml:space="preserve">Consider: json.load() for JSON, csv.reader() for CSV</w:t>
+      </w:r>
+    </w:p>
+    <w:p>
+      <w:pPr>
+        <w:spacing w:after="60"/>
+      </w:pPr>
+      <w:r>
+        <w:rPr>
+          <w:rFonts w:ascii="Arial" w:cs="Arial" w:eastAsia="Arial" w:hAnsi="Arial"/>
+          <w:sz w:val="20"/>
+          <w:szCs w:val="20"/>
+        </w:rPr>
+        <w:t xml:space="preserve">For API-Powered App:</w:t>
+      </w:r>
+    </w:p>
+    <w:p>
+      <w:pPr>
+        <w:spacing w:after="60"/>
+        <w:ind w:left="360"/>
+      </w:pPr>
+      <w:r>
+        <w:rPr>
+          <w:rFonts w:ascii="Arial" w:cs="Arial" w:eastAsia="Arial" w:hAnsi="Arial"/>
+          <w:sz w:val="20"/>
+          <w:szCs w:val="20"/>
+        </w:rPr>
+        <w:t xml:space="preserve">• </w:t>
+      </w:r>
+      <w:r>
+        <w:rPr>
+          <w:rFonts w:ascii="Arial" w:cs="Arial" w:eastAsia="Arial" w:hAnsi="Arial"/>
+          <w:sz w:val="20"/>
+          <w:szCs w:val="20"/>
+        </w:rPr>
+        <w:t xml:space="preserve">HTTP requests: import requests then requests.get(url)</w:t>
+      </w:r>
+    </w:p>
+    <w:p>
+      <w:pPr>
+        <w:spacing w:after="60"/>
+        <w:ind w:left="360"/>
+      </w:pPr>
+      <w:r>
+        <w:rPr>
+          <w:rFonts w:ascii="Arial" w:cs="Arial" w:eastAsia="Arial" w:hAnsi="Arial"/>
+          <w:sz w:val="20"/>
+          <w:szCs w:val="20"/>
+        </w:rPr>
+        <w:t xml:space="preserve">• </w:t>
+      </w:r>
+      <w:r>
+        <w:rPr>
+          <w:rFonts w:ascii="Arial" w:cs="Arial" w:eastAsia="Arial" w:hAnsi="Arial"/>
+          <w:sz w:val="20"/>
+          <w:szCs w:val="20"/>
+        </w:rPr>
+        <w:t xml:space="preserve">JSON parsing: json.loads(response.text) or response.json()</w:t>
+      </w:r>
+    </w:p>
+    <w:p>
+      <w:pPr>
+        <w:spacing w:after="60"/>
+        <w:ind w:left="360"/>
+      </w:pPr>
+      <w:r>
+        <w:rPr>
+          <w:rFonts w:ascii="Arial" w:cs="Arial" w:eastAsia="Arial" w:hAnsi="Arial"/>
+          <w:sz w:val="20"/>
+          <w:szCs w:val="20"/>
+        </w:rPr>
+        <w:t xml:space="preserve">• </w:t>
+      </w:r>
+      <w:r>
+        <w:rPr>
+          <w:rFonts w:ascii="Arial" w:cs="Arial" w:eastAsia="Arial" w:hAnsi="Arial"/>
+          <w:sz w:val="20"/>
+          <w:szCs w:val="20"/>
+        </w:rPr>
+        <w:t xml:space="preserve">Find a free public API: openweathermap.org, newsapi.org, api.coindesk.com, etc.</w:t>
+      </w:r>
+    </w:p>
+    <w:p>
+      <w:pPr>
+        <w:spacing w:after="60"/>
+      </w:pPr>
+      <w:r>
+        <w:rPr>
+          <w:rFonts w:ascii="Arial" w:cs="Arial" w:eastAsia="Arial" w:hAnsi="Arial"/>
+          <w:sz w:val="20"/>
+          <w:szCs w:val="20"/>
+        </w:rPr>
+        <w:t xml:space="preserve">For Student Information System:</w:t>
+      </w:r>
+    </w:p>
+    <w:p>
+      <w:pPr>
+        <w:spacing w:after="60"/>
+        <w:ind w:left="360"/>
+      </w:pPr>
+      <w:r>
+        <w:rPr>
+          <w:rFonts w:ascii="Arial" w:cs="Arial" w:eastAsia="Arial" w:hAnsi="Arial"/>
+          <w:sz w:val="20"/>
+          <w:szCs w:val="20"/>
+        </w:rPr>
+        <w:t xml:space="preserve">• </w:t>
+      </w:r>
+      <w:r>
+        <w:rPr>
+          <w:rFonts w:ascii="Arial" w:cs="Arial" w:eastAsia="Arial" w:hAnsi="Arial"/>
+          <w:sz w:val="20"/>
+          <w:szCs w:val="20"/>
+        </w:rPr>
+        <w:t xml:space="preserve">Warm up on Unit 2 OOP: classes, __init__, methods</w:t>
+      </w:r>
+    </w:p>
+    <w:p>
+      <w:pPr>
+        <w:spacing w:after="60"/>
+        <w:ind w:left="360"/>
+      </w:pPr>
+      <w:r>
+        <w:rPr>
+          <w:rFonts w:ascii="Arial" w:cs="Arial" w:eastAsia="Arial" w:hAnsi="Arial"/>
+          <w:sz w:val="20"/>
+          <w:szCs w:val="20"/>
+        </w:rPr>
+        <w:t xml:space="preserve">• </w:t>
+      </w:r>
+      <w:r>
+        <w:rPr>
+          <w:rFonts w:ascii="Arial" w:cs="Arial" w:eastAsia="Arial" w:hAnsi="Arial"/>
+          <w:sz w:val="20"/>
+          <w:szCs w:val="20"/>
+        </w:rPr>
+        <w:t xml:space="preserve">File I/O: json.dump() to save, json.load() to load</w:t>
+      </w:r>
+    </w:p>
+    <w:p>
+      <w:pPr>
+        <w:spacing w:after="60"/>
+        <w:ind w:left="360"/>
+      </w:pPr>
+      <w:r>
+        <w:rPr>
+          <w:rFonts w:ascii="Arial" w:cs="Arial" w:eastAsia="Arial" w:hAnsi="Arial"/>
+          <w:sz w:val="20"/>
+          <w:szCs w:val="20"/>
+        </w:rPr>
+        <w:t xml:space="preserve">• </w:t>
+      </w:r>
+      <w:r>
+        <w:rPr>
+          <w:rFonts w:ascii="Arial" w:cs="Arial" w:eastAsia="Arial" w:hAnsi="Arial"/>
+          <w:sz w:val="20"/>
+          <w:szCs w:val="20"/>
+        </w:rPr>
+        <w:t xml:space="preserve">Search and sort from Unit 6: list comprehension, sorted() with key parameter</w:t>
+      </w:r>
+    </w:p>
+    <w:p>
+      <w:pPr>
+        <w:spacing w:after="60"/>
+      </w:pPr>
+      <w:r>
+        <w:rPr>
+          <w:rFonts w:ascii="Arial" w:cs="Arial" w:eastAsia="Arial" w:hAnsi="Arial"/>
+          <w:sz w:val="20"/>
+          <w:szCs w:val="20"/>
+        </w:rPr>
+        <w:t xml:space="preserve">For Algorithm Visualizer:</w:t>
+      </w:r>
+    </w:p>
+    <w:p>
+      <w:pPr>
+        <w:spacing w:after="60"/>
+        <w:ind w:left="360"/>
+      </w:pPr>
+      <w:r>
+        <w:rPr>
+          <w:rFonts w:ascii="Arial" w:cs="Arial" w:eastAsia="Arial" w:hAnsi="Arial"/>
+          <w:sz w:val="20"/>
+          <w:szCs w:val="20"/>
+        </w:rPr>
+        <w:t xml:space="preserve">• </w:t>
+      </w:r>
+      <w:r>
+        <w:rPr>
+          <w:rFonts w:ascii="Arial" w:cs="Arial" w:eastAsia="Arial" w:hAnsi="Arial"/>
+          <w:sz w:val="20"/>
+          <w:szCs w:val="20"/>
+        </w:rPr>
+        <w:t xml:space="preserve">Brush up on Unit 6: sorting algorithms (bubble, merge, quick)</w:t>
+      </w:r>
+    </w:p>
+    <w:p>
+      <w:pPr>
+        <w:spacing w:after="60"/>
+        <w:ind w:left="360"/>
+      </w:pPr>
+      <w:r>
+        <w:rPr>
+          <w:rFonts w:ascii="Arial" w:cs="Arial" w:eastAsia="Arial" w:hAnsi="Arial"/>
+          <w:sz w:val="20"/>
+          <w:szCs w:val="20"/>
+        </w:rPr>
+        <w:t xml:space="preserve">• </w:t>
+      </w:r>
+      <w:r>
+        <w:rPr>
+          <w:rFonts w:ascii="Arial" w:cs="Arial" w:eastAsia="Arial" w:hAnsi="Arial"/>
+          <w:sz w:val="20"/>
+          <w:szCs w:val="20"/>
+        </w:rPr>
+        <w:t xml:space="preserve">time.time() for benchmarking</w:t>
+      </w:r>
+    </w:p>
+    <w:p>
+      <w:pPr>
+        <w:spacing w:after="60"/>
+        <w:ind w:left="360"/>
+      </w:pPr>
+      <w:r>
+        <w:rPr>
+          <w:rFonts w:ascii="Arial" w:cs="Arial" w:eastAsia="Arial" w:hAnsi="Arial"/>
+          <w:sz w:val="20"/>
+          <w:szCs w:val="20"/>
+        </w:rPr>
+        <w:t xml:space="preserve">• </w:t>
+      </w:r>
+      <w:r>
+        <w:rPr>
+          <w:rFonts w:ascii="Arial" w:cs="Arial" w:eastAsia="Arial" w:hAnsi="Arial"/>
+          <w:sz w:val="20"/>
+          <w:szCs w:val="20"/>
+        </w:rPr>
+        <w:t xml:space="preserve">random.shuffle() for test data</w:t>
+      </w:r>
+    </w:p>
+    <w:p>
+      <w:pPr>
+        <w:spacing w:after="60"/>
+        <w:ind w:left="360"/>
+      </w:pPr>
+      <w:r>
+        <w:rPr>
+          <w:rFonts w:ascii="Arial" w:cs="Arial" w:eastAsia="Arial" w:hAnsi="Arial"/>
+          <w:sz w:val="20"/>
+          <w:szCs w:val="20"/>
+        </w:rPr>
+        <w:t xml:space="preserve">• </w:t>
+      </w:r>
+      <w:r>
+        <w:rPr>
+          <w:rFonts w:ascii="Arial" w:cs="Arial" w:eastAsia="Arial" w:hAnsi="Arial"/>
+          <w:sz w:val="20"/>
+          <w:szCs w:val="20"/>
+        </w:rPr>
+        <w:t xml:space="preserve">matplotlib for charts</w:t>
+      </w:r>
+    </w:p>
+    <w:p>
+      <w:pPr>
+        <w:spacing w:after="60"/>
+      </w:pPr>
+      <w:r>
+        <w:rPr>
+          <w:rFonts w:ascii="Arial" w:cs="Arial" w:eastAsia="Arial" w:hAnsi="Arial"/>
+          <w:sz w:val="20"/>
+          <w:szCs w:val="20"/>
+        </w:rPr>
+        <w:t xml:space="preserve">Here's what a filled-in brainstorm might look like:</w:t>
+      </w:r>
+    </w:p>
+    <w:p>
+      <w:pPr>
+        <w:spacing w:after="160"/>
       </w:pPr>
     </w:p>
     <w:p>
@@ -2005,6 +3279,82 @@
     <w:p>
       <w:pPr>
         <w:spacing w:after="120"/>
+      </w:pPr>
+    </w:p>
+    <w:p>
+      <w:pPr>
+        <w:pBdr>
+          <w:bottom w:val="single" w:color="1B7A4A" w:sz="4" w:space="4"/>
+        </w:pBdr>
+        <w:spacing w:after="100" w:before="120"/>
+      </w:pPr>
+      <w:r>
+        <w:rPr>
+          <w:rFonts w:ascii="Arial" w:cs="Arial" w:eastAsia="Arial" w:hAnsi="Arial"/>
+          <w:b/>
+          <w:bCs/>
+          <w:color w:val="1B7A4A"/>
+          <w:sz w:val="24"/>
+          <w:szCs w:val="24"/>
+        </w:rPr>
+        <w:t xml:space="preserve">Guided Practice</w:t>
+      </w:r>
+    </w:p>
+    <w:p>
+      <w:pPr>
+        <w:spacing w:after="60"/>
+      </w:pPr>
+      <w:r>
+        <w:rPr>
+          <w:rFonts w:ascii="Arial" w:cs="Arial" w:eastAsia="Arial" w:hAnsi="Arial"/>
+          <w:sz w:val="20"/>
+          <w:szCs w:val="20"/>
+        </w:rPr>
+        <w:t xml:space="preserve">- [ ] Project selected and approved (or custom pitch approved)</w:t>
+      </w:r>
+    </w:p>
+    <w:p>
+      <w:pPr>
+        <w:spacing w:after="60"/>
+      </w:pPr>
+      <w:r>
+        <w:rPr>
+          <w:rFonts w:ascii="Arial" w:cs="Arial" w:eastAsia="Arial" w:hAnsi="Arial"/>
+          <w:sz w:val="20"/>
+          <w:szCs w:val="20"/>
+        </w:rPr>
+        <w:t xml:space="preserve">- [ ] Brainstorming template filled out</w:t>
+      </w:r>
+    </w:p>
+    <w:p>
+      <w:pPr>
+        <w:spacing w:after="60"/>
+      </w:pPr>
+      <w:r>
+        <w:rPr>
+          <w:rFonts w:ascii="Arial" w:cs="Arial" w:eastAsia="Arial" w:hAnsi="Arial"/>
+          <w:sz w:val="20"/>
+          <w:szCs w:val="20"/>
+        </w:rPr>
+        <w:t xml:space="preserve">- [ ] Top 5 core features identified</w:t>
+      </w:r>
+    </w:p>
+    <w:p>
+      <w:pPr>
+        <w:spacing w:after="60"/>
+      </w:pPr>
+      <w:r>
+        <w:rPr>
+          <w:rFonts w:ascii="Arial" w:cs="Arial" w:eastAsia="Arial" w:hAnsi="Arial"/>
+          <w:sz w:val="20"/>
+          <w:szCs w:val="20"/>
+        </w:rPr>
+        <w:t xml:space="preserve">- [ ] One key question or unknown noted for Day 3 planning</w:t>
+      </w:r>
+    </w:p>
+    <w:p>
+      <w:pPr>
+        <w:spacing w:after="160"/>
       </w:pPr>
     </w:p>
     <w:p>
